--- a/fuentes/124108_CF08_AD.docx
+++ b/fuentes/124108_CF08_AD.docx
@@ -1,6 +1,6 @@
 
 <file path=word/document.xml><?xml version="1.0" encoding="utf-8"?>
-<w:document xmlns:wpc="http://schemas.microsoft.com/office/word/2010/wordprocessingCanvas" xmlns:cx="http://schemas.microsoft.com/office/drawing/2014/chartex" xmlns:cx1="http://schemas.microsoft.com/office/drawing/2015/9/8/chartex" xmlns:cx2="http://schemas.microsoft.com/office/drawing/2015/10/21/chartex" xmlns:cx3="http://schemas.microsoft.com/office/drawing/2016/5/9/chartex" xmlns:cx4="http://schemas.microsoft.com/office/drawing/2016/5/10/chartex" xmlns:cx5="http://schemas.microsoft.com/office/drawing/2016/5/11/chartex" xmlns:cx6="http://schemas.microsoft.com/office/drawing/2016/5/12/chartex" xmlns:cx7="http://schemas.microsoft.com/office/drawing/2016/5/13/chartex" xmlns:cx8="http://schemas.microsoft.com/office/drawing/2016/5/14/chartex" xmlns:mc="http://schemas.openxmlformats.org/markup-compatibility/2006" xmlns:aink="http://schemas.microsoft.com/office/drawing/2016/ink" xmlns:am3d="http://schemas.microsoft.com/office/drawing/2017/model3d" xmlns:o="urn:schemas-microsoft-com:office:office" xmlns:oel="http://schemas.microsoft.com/office/2019/extlst" xmlns:r="http://schemas.openxmlformats.org/officeDocument/2006/relationships" xmlns:m="http://schemas.openxmlformats.org/officeDocument/2006/math" xmlns:v="urn:schemas-microsoft-com:vml" xmlns:wp14="http://schemas.microsoft.com/office/word/2010/wordprocessingDrawing" xmlns:wp="http://schemas.openxmlformats.org/drawingml/2006/wordprocessingDrawing" xmlns:w10="urn:schemas-microsoft-com:office:word" xmlns:w="http://schemas.openxmlformats.org/wordprocessingml/2006/main" xmlns:w14="http://schemas.microsoft.com/office/word/2010/wordml" xmlns:w15="http://schemas.microsoft.com/office/word/2012/wordml" xmlns:w16cex="http://schemas.microsoft.com/office/word/2018/wordml/cex" xmlns:w16cid="http://schemas.microsoft.com/office/word/2016/wordml/cid" xmlns:w16="http://schemas.microsoft.com/office/word/2018/wordml" xmlns:w16du="http://schemas.microsoft.com/office/word/2023/wordml/word16du" xmlns:w16sdtdh="http://schemas.microsoft.com/office/word/2020/wordml/sdtdatahash" xmlns:w16sdtfl="http://schemas.microsoft.com/office/word/2024/wordml/sdtformatlock" xmlns:w16se="http://schemas.microsoft.com/office/word/2015/wordml/symex" xmlns:wpg="http://schemas.microsoft.com/office/word/2010/wordprocessingGroup" xmlns:wpi="http://schemas.microsoft.com/office/word/2010/wordprocessingInk" xmlns:wne="http://schemas.microsoft.com/office/word/2006/wordml" xmlns:wps="http://schemas.microsoft.com/office/word/2010/wordprocessingShape" mc:Ignorable="w14 w15 w16se w16cid w16 w16cex w16sdtdh w16sdtfl w16du wp14">
+<w:document xmlns:wpc="http://schemas.microsoft.com/office/word/2010/wordprocessingCanvas" xmlns:cx="http://schemas.microsoft.com/office/drawing/2014/chartex" xmlns:cx1="http://schemas.microsoft.com/office/drawing/2015/9/8/chartex" xmlns:cx2="http://schemas.microsoft.com/office/drawing/2015/10/21/chartex" xmlns:cx3="http://schemas.microsoft.com/office/drawing/2016/5/9/chartex" xmlns:cx4="http://schemas.microsoft.com/office/drawing/2016/5/10/chartex" xmlns:cx5="http://schemas.microsoft.com/office/drawing/2016/5/11/chartex" xmlns:cx6="http://schemas.microsoft.com/office/drawing/2016/5/12/chartex" xmlns:cx7="http://schemas.microsoft.com/office/drawing/2016/5/13/chartex" xmlns:cx8="http://schemas.microsoft.com/office/drawing/2016/5/14/chartex" xmlns:mc="http://schemas.openxmlformats.org/markup-compatibility/2006" xmlns:aink="http://schemas.microsoft.com/office/drawing/2016/ink" xmlns:am3d="http://schemas.microsoft.com/office/drawing/2017/model3d" xmlns:o="urn:schemas-microsoft-com:office:office" xmlns:r="http://schemas.openxmlformats.org/officeDocument/2006/relationships" xmlns:m="http://schemas.openxmlformats.org/officeDocument/2006/math" xmlns:v="urn:schemas-microsoft-com:vml" xmlns:wp14="http://schemas.microsoft.com/office/word/2010/wordprocessingDrawing" xmlns:wp="http://schemas.openxmlformats.org/drawingml/2006/wordprocessingDrawing" xmlns:w10="urn:schemas-microsoft-com:office:word" xmlns:w="http://schemas.openxmlformats.org/wordprocessingml/2006/main" xmlns:w14="http://schemas.microsoft.com/office/word/2010/wordml" xmlns:w15="http://schemas.microsoft.com/office/word/2012/wordml" xmlns:w16cex="http://schemas.microsoft.com/office/word/2018/wordml/cex" xmlns:w16cid="http://schemas.microsoft.com/office/word/2016/wordml/cid" xmlns:w16="http://schemas.microsoft.com/office/word/2018/wordml" xmlns:w16sdtdh="http://schemas.microsoft.com/office/word/2020/wordml/sdtdatahash" xmlns:w16se="http://schemas.microsoft.com/office/word/2015/wordml/symex" xmlns:wpg="http://schemas.microsoft.com/office/word/2010/wordprocessingGroup" xmlns:wpi="http://schemas.microsoft.com/office/word/2010/wordprocessingInk" xmlns:wne="http://schemas.microsoft.com/office/word/2006/wordml" xmlns:wps="http://schemas.microsoft.com/office/word/2010/wordprocessingShape" mc:Ignorable="w14 w15 w16se w16cid w16 w16cex w16sdtdh wp14">
   <w:body>
     <w:p>
       <w:pPr>
@@ -529,7 +529,19 @@
               <w:rPr>
                 <w:color w:val="000000" w:themeColor="text1"/>
               </w:rPr>
-              <w:t xml:space="preserve">Verificar la comprensión de conceptos clave de publicidad, contenidos, comunidades y audiencias en el </w:t>
+              <w:t xml:space="preserve">Verificar la comprensión de conceptos clave de </w:t>
+            </w:r>
+            <w:r>
+              <w:rPr>
+                <w:color w:val="000000" w:themeColor="text1"/>
+              </w:rPr>
+              <w:t>comunicación de marcas</w:t>
+            </w:r>
+            <w:r>
+              <w:rPr>
+                <w:color w:val="000000" w:themeColor="text1"/>
+              </w:rPr>
+              <w:t xml:space="preserve"> en el </w:t>
             </w:r>
             <w:r>
               <w:rPr>
@@ -5070,7 +5082,6 @@
               <w:t xml:space="preserve">¿Cuál es una función importante del </w:t>
             </w:r>
             <w:proofErr w:type="spellStart"/>
-            <w:proofErr w:type="gramStart"/>
             <w:r>
               <w:rPr>
                 <w:b/>
@@ -5090,18 +5101,7 @@
                 <w:iCs/>
                 <w:color w:val="auto"/>
               </w:rPr>
-              <w:t xml:space="preserve"> manager</w:t>
-            </w:r>
-            <w:proofErr w:type="gramEnd"/>
-            <w:r>
-              <w:rPr>
-                <w:b/>
-                <w:bCs/>
-                <w:i/>
-                <w:iCs/>
-                <w:color w:val="auto"/>
-              </w:rPr>
-              <w:t xml:space="preserve"> </w:t>
+              <w:t xml:space="preserve"> manager </w:t>
             </w:r>
             <w:r>
               <w:rPr>
@@ -10165,25 +10165,7 @@
                 <w:iCs/>
                 <w:color w:val="000000" w:themeColor="text1"/>
               </w:rPr>
-              <w:t xml:space="preserve">¡Excelente! ha superado la actividad y demuestra </w:t>
-            </w:r>
-            <w:r>
-              <w:rPr>
-                <w:rFonts w:eastAsia="Calibri"/>
-                <w:i/>
-                <w:iCs/>
-                <w:color w:val="000000" w:themeColor="text1"/>
-              </w:rPr>
-              <w:t>sólidos</w:t>
-            </w:r>
-            <w:r>
-              <w:rPr>
-                <w:rFonts w:eastAsia="Calibri"/>
-                <w:i/>
-                <w:iCs/>
-                <w:color w:val="000000" w:themeColor="text1"/>
-              </w:rPr>
-              <w:t xml:space="preserve"> conocimientos sobre el componente formativo.</w:t>
+              <w:t>¡Excelente! ha superado la actividad y demuestra sólidos conocimientos sobre el componente formativo.</w:t>
             </w:r>
           </w:p>
           <w:p>
@@ -10742,7 +10724,7 @@
 </file>
 
 <file path=word/endnotes.xml><?xml version="1.0" encoding="utf-8"?>
-<w:endnotes xmlns:wpc="http://schemas.microsoft.com/office/word/2010/wordprocessingCanvas" xmlns:cx="http://schemas.microsoft.com/office/drawing/2014/chartex" xmlns:cx1="http://schemas.microsoft.com/office/drawing/2015/9/8/chartex" xmlns:cx2="http://schemas.microsoft.com/office/drawing/2015/10/21/chartex" xmlns:cx3="http://schemas.microsoft.com/office/drawing/2016/5/9/chartex" xmlns:cx4="http://schemas.microsoft.com/office/drawing/2016/5/10/chartex" xmlns:cx5="http://schemas.microsoft.com/office/drawing/2016/5/11/chartex" xmlns:cx6="http://schemas.microsoft.com/office/drawing/2016/5/12/chartex" xmlns:cx7="http://schemas.microsoft.com/office/drawing/2016/5/13/chartex" xmlns:cx8="http://schemas.microsoft.com/office/drawing/2016/5/14/chartex" xmlns:mc="http://schemas.openxmlformats.org/markup-compatibility/2006" xmlns:aink="http://schemas.microsoft.com/office/drawing/2016/ink" xmlns:am3d="http://schemas.microsoft.com/office/drawing/2017/model3d" xmlns:o="urn:schemas-microsoft-com:office:office" xmlns:oel="http://schemas.microsoft.com/office/2019/extlst" xmlns:r="http://schemas.openxmlformats.org/officeDocument/2006/relationships" xmlns:m="http://schemas.openxmlformats.org/officeDocument/2006/math" xmlns:v="urn:schemas-microsoft-com:vml" xmlns:wp14="http://schemas.microsoft.com/office/word/2010/wordprocessingDrawing" xmlns:wp="http://schemas.openxmlformats.org/drawingml/2006/wordprocessingDrawing" xmlns:w10="urn:schemas-microsoft-com:office:word" xmlns:w="http://schemas.openxmlformats.org/wordprocessingml/2006/main" xmlns:w14="http://schemas.microsoft.com/office/word/2010/wordml" xmlns:w15="http://schemas.microsoft.com/office/word/2012/wordml" xmlns:w16cex="http://schemas.microsoft.com/office/word/2018/wordml/cex" xmlns:w16cid="http://schemas.microsoft.com/office/word/2016/wordml/cid" xmlns:w16="http://schemas.microsoft.com/office/word/2018/wordml" xmlns:w16du="http://schemas.microsoft.com/office/word/2023/wordml/word16du" xmlns:w16sdtdh="http://schemas.microsoft.com/office/word/2020/wordml/sdtdatahash" xmlns:w16sdtfl="http://schemas.microsoft.com/office/word/2024/wordml/sdtformatlock" xmlns:w16se="http://schemas.microsoft.com/office/word/2015/wordml/symex" xmlns:wpg="http://schemas.microsoft.com/office/word/2010/wordprocessingGroup" xmlns:wpi="http://schemas.microsoft.com/office/word/2010/wordprocessingInk" xmlns:wne="http://schemas.microsoft.com/office/word/2006/wordml" xmlns:wps="http://schemas.microsoft.com/office/word/2010/wordprocessingShape" mc:Ignorable="w14 w15 w16se w16cid w16 w16cex w16sdtdh w16sdtfl w16du wp14">
+<w:endnotes xmlns:wpc="http://schemas.microsoft.com/office/word/2010/wordprocessingCanvas" xmlns:cx="http://schemas.microsoft.com/office/drawing/2014/chartex" xmlns:cx1="http://schemas.microsoft.com/office/drawing/2015/9/8/chartex" xmlns:cx2="http://schemas.microsoft.com/office/drawing/2015/10/21/chartex" xmlns:cx3="http://schemas.microsoft.com/office/drawing/2016/5/9/chartex" xmlns:cx4="http://schemas.microsoft.com/office/drawing/2016/5/10/chartex" xmlns:cx5="http://schemas.microsoft.com/office/drawing/2016/5/11/chartex" xmlns:cx6="http://schemas.microsoft.com/office/drawing/2016/5/12/chartex" xmlns:cx7="http://schemas.microsoft.com/office/drawing/2016/5/13/chartex" xmlns:cx8="http://schemas.microsoft.com/office/drawing/2016/5/14/chartex" xmlns:mc="http://schemas.openxmlformats.org/markup-compatibility/2006" xmlns:aink="http://schemas.microsoft.com/office/drawing/2016/ink" xmlns:am3d="http://schemas.microsoft.com/office/drawing/2017/model3d" xmlns:o="urn:schemas-microsoft-com:office:office" xmlns:r="http://schemas.openxmlformats.org/officeDocument/2006/relationships" xmlns:m="http://schemas.openxmlformats.org/officeDocument/2006/math" xmlns:v="urn:schemas-microsoft-com:vml" xmlns:wp14="http://schemas.microsoft.com/office/word/2010/wordprocessingDrawing" xmlns:wp="http://schemas.openxmlformats.org/drawingml/2006/wordprocessingDrawing" xmlns:w10="urn:schemas-microsoft-com:office:word" xmlns:w="http://schemas.openxmlformats.org/wordprocessingml/2006/main" xmlns:w14="http://schemas.microsoft.com/office/word/2010/wordml" xmlns:w15="http://schemas.microsoft.com/office/word/2012/wordml" xmlns:w16cex="http://schemas.microsoft.com/office/word/2018/wordml/cex" xmlns:w16cid="http://schemas.microsoft.com/office/word/2016/wordml/cid" xmlns:w16="http://schemas.microsoft.com/office/word/2018/wordml" xmlns:w16sdtdh="http://schemas.microsoft.com/office/word/2020/wordml/sdtdatahash" xmlns:w16se="http://schemas.microsoft.com/office/word/2015/wordml/symex" xmlns:wpg="http://schemas.microsoft.com/office/word/2010/wordprocessingGroup" xmlns:wpi="http://schemas.microsoft.com/office/word/2010/wordprocessingInk" xmlns:wne="http://schemas.microsoft.com/office/word/2006/wordml" xmlns:wps="http://schemas.microsoft.com/office/word/2010/wordprocessingShape" mc:Ignorable="w14 w15 w16se w16cid w16 w16cex w16sdtdh wp14">
   <w:endnote w:type="separator" w:id="-1">
     <w:p>
       <w:pPr>
@@ -10767,7 +10749,7 @@
 </file>
 
 <file path=word/footnotes.xml><?xml version="1.0" encoding="utf-8"?>
-<w:footnotes xmlns:wpc="http://schemas.microsoft.com/office/word/2010/wordprocessingCanvas" xmlns:cx="http://schemas.microsoft.com/office/drawing/2014/chartex" xmlns:cx1="http://schemas.microsoft.com/office/drawing/2015/9/8/chartex" xmlns:cx2="http://schemas.microsoft.com/office/drawing/2015/10/21/chartex" xmlns:cx3="http://schemas.microsoft.com/office/drawing/2016/5/9/chartex" xmlns:cx4="http://schemas.microsoft.com/office/drawing/2016/5/10/chartex" xmlns:cx5="http://schemas.microsoft.com/office/drawing/2016/5/11/chartex" xmlns:cx6="http://schemas.microsoft.com/office/drawing/2016/5/12/chartex" xmlns:cx7="http://schemas.microsoft.com/office/drawing/2016/5/13/chartex" xmlns:cx8="http://schemas.microsoft.com/office/drawing/2016/5/14/chartex" xmlns:mc="http://schemas.openxmlformats.org/markup-compatibility/2006" xmlns:aink="http://schemas.microsoft.com/office/drawing/2016/ink" xmlns:am3d="http://schemas.microsoft.com/office/drawing/2017/model3d" xmlns:o="urn:schemas-microsoft-com:office:office" xmlns:oel="http://schemas.microsoft.com/office/2019/extlst" xmlns:r="http://schemas.openxmlformats.org/officeDocument/2006/relationships" xmlns:m="http://schemas.openxmlformats.org/officeDocument/2006/math" xmlns:v="urn:schemas-microsoft-com:vml" xmlns:wp14="http://schemas.microsoft.com/office/word/2010/wordprocessingDrawing" xmlns:wp="http://schemas.openxmlformats.org/drawingml/2006/wordprocessingDrawing" xmlns:w10="urn:schemas-microsoft-com:office:word" xmlns:w="http://schemas.openxmlformats.org/wordprocessingml/2006/main" xmlns:w14="http://schemas.microsoft.com/office/word/2010/wordml" xmlns:w15="http://schemas.microsoft.com/office/word/2012/wordml" xmlns:w16cex="http://schemas.microsoft.com/office/word/2018/wordml/cex" xmlns:w16cid="http://schemas.microsoft.com/office/word/2016/wordml/cid" xmlns:w16="http://schemas.microsoft.com/office/word/2018/wordml" xmlns:w16du="http://schemas.microsoft.com/office/word/2023/wordml/word16du" xmlns:w16sdtdh="http://schemas.microsoft.com/office/word/2020/wordml/sdtdatahash" xmlns:w16sdtfl="http://schemas.microsoft.com/office/word/2024/wordml/sdtformatlock" xmlns:w16se="http://schemas.microsoft.com/office/word/2015/wordml/symex" xmlns:wpg="http://schemas.microsoft.com/office/word/2010/wordprocessingGroup" xmlns:wpi="http://schemas.microsoft.com/office/word/2010/wordprocessingInk" xmlns:wne="http://schemas.microsoft.com/office/word/2006/wordml" xmlns:wps="http://schemas.microsoft.com/office/word/2010/wordprocessingShape" mc:Ignorable="w14 w15 w16se w16cid w16 w16cex w16sdtdh w16sdtfl w16du wp14">
+<w:footnotes xmlns:wpc="http://schemas.microsoft.com/office/word/2010/wordprocessingCanvas" xmlns:cx="http://schemas.microsoft.com/office/drawing/2014/chartex" xmlns:cx1="http://schemas.microsoft.com/office/drawing/2015/9/8/chartex" xmlns:cx2="http://schemas.microsoft.com/office/drawing/2015/10/21/chartex" xmlns:cx3="http://schemas.microsoft.com/office/drawing/2016/5/9/chartex" xmlns:cx4="http://schemas.microsoft.com/office/drawing/2016/5/10/chartex" xmlns:cx5="http://schemas.microsoft.com/office/drawing/2016/5/11/chartex" xmlns:cx6="http://schemas.microsoft.com/office/drawing/2016/5/12/chartex" xmlns:cx7="http://schemas.microsoft.com/office/drawing/2016/5/13/chartex" xmlns:cx8="http://schemas.microsoft.com/office/drawing/2016/5/14/chartex" xmlns:mc="http://schemas.openxmlformats.org/markup-compatibility/2006" xmlns:aink="http://schemas.microsoft.com/office/drawing/2016/ink" xmlns:am3d="http://schemas.microsoft.com/office/drawing/2017/model3d" xmlns:o="urn:schemas-microsoft-com:office:office" xmlns:r="http://schemas.openxmlformats.org/officeDocument/2006/relationships" xmlns:m="http://schemas.openxmlformats.org/officeDocument/2006/math" xmlns:v="urn:schemas-microsoft-com:vml" xmlns:wp14="http://schemas.microsoft.com/office/word/2010/wordprocessingDrawing" xmlns:wp="http://schemas.openxmlformats.org/drawingml/2006/wordprocessingDrawing" xmlns:w10="urn:schemas-microsoft-com:office:word" xmlns:w="http://schemas.openxmlformats.org/wordprocessingml/2006/main" xmlns:w14="http://schemas.microsoft.com/office/word/2010/wordml" xmlns:w15="http://schemas.microsoft.com/office/word/2012/wordml" xmlns:w16cex="http://schemas.microsoft.com/office/word/2018/wordml/cex" xmlns:w16cid="http://schemas.microsoft.com/office/word/2016/wordml/cid" xmlns:w16="http://schemas.microsoft.com/office/word/2018/wordml" xmlns:w16sdtdh="http://schemas.microsoft.com/office/word/2020/wordml/sdtdatahash" xmlns:w16se="http://schemas.microsoft.com/office/word/2015/wordml/symex" xmlns:wpg="http://schemas.microsoft.com/office/word/2010/wordprocessingGroup" xmlns:wpi="http://schemas.microsoft.com/office/word/2010/wordprocessingInk" xmlns:wne="http://schemas.microsoft.com/office/word/2006/wordml" xmlns:wps="http://schemas.microsoft.com/office/word/2010/wordprocessingShape" mc:Ignorable="w14 w15 w16se w16cid w16 w16cex w16sdtdh wp14">
   <w:footnote w:type="separator" w:id="-1">
     <w:p>
       <w:pPr>
@@ -10792,7 +10774,7 @@
 </file>
 
 <file path=word/header1.xml><?xml version="1.0" encoding="utf-8"?>
-<w:hdr xmlns:wpc="http://schemas.microsoft.com/office/word/2010/wordprocessingCanvas" xmlns:cx="http://schemas.microsoft.com/office/drawing/2014/chartex" xmlns:cx1="http://schemas.microsoft.com/office/drawing/2015/9/8/chartex" xmlns:cx2="http://schemas.microsoft.com/office/drawing/2015/10/21/chartex" xmlns:cx3="http://schemas.microsoft.com/office/drawing/2016/5/9/chartex" xmlns:cx4="http://schemas.microsoft.com/office/drawing/2016/5/10/chartex" xmlns:cx5="http://schemas.microsoft.com/office/drawing/2016/5/11/chartex" xmlns:cx6="http://schemas.microsoft.com/office/drawing/2016/5/12/chartex" xmlns:cx7="http://schemas.microsoft.com/office/drawing/2016/5/13/chartex" xmlns:cx8="http://schemas.microsoft.com/office/drawing/2016/5/14/chartex" xmlns:mc="http://schemas.openxmlformats.org/markup-compatibility/2006" xmlns:aink="http://schemas.microsoft.com/office/drawing/2016/ink" xmlns:am3d="http://schemas.microsoft.com/office/drawing/2017/model3d" xmlns:o="urn:schemas-microsoft-com:office:office" xmlns:oel="http://schemas.microsoft.com/office/2019/extlst" xmlns:r="http://schemas.openxmlformats.org/officeDocument/2006/relationships" xmlns:m="http://schemas.openxmlformats.org/officeDocument/2006/math" xmlns:v="urn:schemas-microsoft-com:vml" xmlns:wp14="http://schemas.microsoft.com/office/word/2010/wordprocessingDrawing" xmlns:wp="http://schemas.openxmlformats.org/drawingml/2006/wordprocessingDrawing" xmlns:w10="urn:schemas-microsoft-com:office:word" xmlns:w="http://schemas.openxmlformats.org/wordprocessingml/2006/main" xmlns:w14="http://schemas.microsoft.com/office/word/2010/wordml" xmlns:w15="http://schemas.microsoft.com/office/word/2012/wordml" xmlns:w16cex="http://schemas.microsoft.com/office/word/2018/wordml/cex" xmlns:w16cid="http://schemas.microsoft.com/office/word/2016/wordml/cid" xmlns:w16="http://schemas.microsoft.com/office/word/2018/wordml" xmlns:w16du="http://schemas.microsoft.com/office/word/2023/wordml/word16du" xmlns:w16sdtdh="http://schemas.microsoft.com/office/word/2020/wordml/sdtdatahash" xmlns:w16sdtfl="http://schemas.microsoft.com/office/word/2024/wordml/sdtformatlock" xmlns:w16se="http://schemas.microsoft.com/office/word/2015/wordml/symex" xmlns:wpg="http://schemas.microsoft.com/office/word/2010/wordprocessingGroup" xmlns:wpi="http://schemas.microsoft.com/office/word/2010/wordprocessingInk" xmlns:wne="http://schemas.microsoft.com/office/word/2006/wordml" xmlns:wps="http://schemas.microsoft.com/office/word/2010/wordprocessingShape" mc:Ignorable="w14 w15 w16se w16cid w16 w16cex w16sdtdh w16sdtfl w16du wp14">
+<w:hdr xmlns:wpc="http://schemas.microsoft.com/office/word/2010/wordprocessingCanvas" xmlns:cx="http://schemas.microsoft.com/office/drawing/2014/chartex" xmlns:cx1="http://schemas.microsoft.com/office/drawing/2015/9/8/chartex" xmlns:cx2="http://schemas.microsoft.com/office/drawing/2015/10/21/chartex" xmlns:cx3="http://schemas.microsoft.com/office/drawing/2016/5/9/chartex" xmlns:cx4="http://schemas.microsoft.com/office/drawing/2016/5/10/chartex" xmlns:cx5="http://schemas.microsoft.com/office/drawing/2016/5/11/chartex" xmlns:cx6="http://schemas.microsoft.com/office/drawing/2016/5/12/chartex" xmlns:cx7="http://schemas.microsoft.com/office/drawing/2016/5/13/chartex" xmlns:cx8="http://schemas.microsoft.com/office/drawing/2016/5/14/chartex" xmlns:mc="http://schemas.openxmlformats.org/markup-compatibility/2006" xmlns:aink="http://schemas.microsoft.com/office/drawing/2016/ink" xmlns:am3d="http://schemas.microsoft.com/office/drawing/2017/model3d" xmlns:o="urn:schemas-microsoft-com:office:office" xmlns:r="http://schemas.openxmlformats.org/officeDocument/2006/relationships" xmlns:m="http://schemas.openxmlformats.org/officeDocument/2006/math" xmlns:v="urn:schemas-microsoft-com:vml" xmlns:wp14="http://schemas.microsoft.com/office/word/2010/wordprocessingDrawing" xmlns:wp="http://schemas.openxmlformats.org/drawingml/2006/wordprocessingDrawing" xmlns:w10="urn:schemas-microsoft-com:office:word" xmlns:w="http://schemas.openxmlformats.org/wordprocessingml/2006/main" xmlns:w14="http://schemas.microsoft.com/office/word/2010/wordml" xmlns:w15="http://schemas.microsoft.com/office/word/2012/wordml" xmlns:w16cex="http://schemas.microsoft.com/office/word/2018/wordml/cex" xmlns:w16cid="http://schemas.microsoft.com/office/word/2016/wordml/cid" xmlns:w16="http://schemas.microsoft.com/office/word/2018/wordml" xmlns:w16sdtdh="http://schemas.microsoft.com/office/word/2020/wordml/sdtdatahash" xmlns:w16se="http://schemas.microsoft.com/office/word/2015/wordml/symex" xmlns:wpg="http://schemas.microsoft.com/office/word/2010/wordprocessingGroup" xmlns:wpi="http://schemas.microsoft.com/office/word/2010/wordprocessingInk" xmlns:wne="http://schemas.microsoft.com/office/word/2006/wordml" xmlns:wps="http://schemas.microsoft.com/office/word/2010/wordprocessingShape" mc:Ignorable="w14 w15 w16se w16cid w16 w16cex w16sdtdh wp14">
   <w:p>
     <w:pPr>
       <w:pBdr>
@@ -10941,7 +10923,7 @@
             </wp:anchor>
           </w:drawing>
         </mc:Choice>
-        <mc:Fallback>
+        <mc:Fallback xmlns:w16sdtfl="http://schemas.microsoft.com/office/word/2024/wordml/sdtformatlock" xmlns:w16du="http://schemas.microsoft.com/office/word/2023/wordml/word16du" xmlns:oel="http://schemas.microsoft.com/office/2019/extlst">
           <w:pict>
             <v:rect w14:anchorId="29C177D3" id="Rectangle 1" o:spid="_x0000_s1026" style="position:absolute;margin-left:-54pt;margin-top:-14.4pt;width:460.5pt;height:112.3pt;z-index:251659264;visibility:visible;mso-wrap-style:square;mso-wrap-distance-left:9pt;mso-wrap-distance-top:3.6pt;mso-wrap-distance-right:9pt;mso-wrap-distance-bottom:3.6pt;mso-position-horizontal:absolute;mso-position-horizontal-relative:text;mso-position-vertical:absolute;mso-position-vertical-relative:text;v-text-anchor:top" o:gfxdata="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" filled="f" stroked="f">
               <v:textbox inset="2.53958mm,1.2694mm,2.53958mm,1.2694mm">
@@ -10991,7 +10973,7 @@
 </file>
 
 <file path=word/numbering.xml><?xml version="1.0" encoding="utf-8"?>
-<w:numbering xmlns:wpc="http://schemas.microsoft.com/office/word/2010/wordprocessingCanvas" xmlns:cx="http://schemas.microsoft.com/office/drawing/2014/chartex" xmlns:cx1="http://schemas.microsoft.com/office/drawing/2015/9/8/chartex" xmlns:cx2="http://schemas.microsoft.com/office/drawing/2015/10/21/chartex" xmlns:cx3="http://schemas.microsoft.com/office/drawing/2016/5/9/chartex" xmlns:cx4="http://schemas.microsoft.com/office/drawing/2016/5/10/chartex" xmlns:cx5="http://schemas.microsoft.com/office/drawing/2016/5/11/chartex" xmlns:cx6="http://schemas.microsoft.com/office/drawing/2016/5/12/chartex" xmlns:cx7="http://schemas.microsoft.com/office/drawing/2016/5/13/chartex" xmlns:cx8="http://schemas.microsoft.com/office/drawing/2016/5/14/chartex" xmlns:mc="http://schemas.openxmlformats.org/markup-compatibility/2006" xmlns:aink="http://schemas.microsoft.com/office/drawing/2016/ink" xmlns:am3d="http://schemas.microsoft.com/office/drawing/2017/model3d" xmlns:o="urn:schemas-microsoft-com:office:office" xmlns:oel="http://schemas.microsoft.com/office/2019/extlst" xmlns:r="http://schemas.openxmlformats.org/officeDocument/2006/relationships" xmlns:m="http://schemas.openxmlformats.org/officeDocument/2006/math" xmlns:v="urn:schemas-microsoft-com:vml" xmlns:wp14="http://schemas.microsoft.com/office/word/2010/wordprocessingDrawing" xmlns:wp="http://schemas.openxmlformats.org/drawingml/2006/wordprocessingDrawing" xmlns:w10="urn:schemas-microsoft-com:office:word" xmlns:w="http://schemas.openxmlformats.org/wordprocessingml/2006/main" xmlns:w14="http://schemas.microsoft.com/office/word/2010/wordml" xmlns:w15="http://schemas.microsoft.com/office/word/2012/wordml" xmlns:w16cex="http://schemas.microsoft.com/office/word/2018/wordml/cex" xmlns:w16cid="http://schemas.microsoft.com/office/word/2016/wordml/cid" xmlns:w16="http://schemas.microsoft.com/office/word/2018/wordml" xmlns:w16du="http://schemas.microsoft.com/office/word/2023/wordml/word16du" xmlns:w16sdtdh="http://schemas.microsoft.com/office/word/2020/wordml/sdtdatahash" xmlns:w16sdtfl="http://schemas.microsoft.com/office/word/2024/wordml/sdtformatlock" xmlns:w16se="http://schemas.microsoft.com/office/word/2015/wordml/symex" xmlns:wpg="http://schemas.microsoft.com/office/word/2010/wordprocessingGroup" xmlns:wpi="http://schemas.microsoft.com/office/word/2010/wordprocessingInk" xmlns:wne="http://schemas.microsoft.com/office/word/2006/wordml" xmlns:wps="http://schemas.microsoft.com/office/word/2010/wordprocessingShape" mc:Ignorable="w14 w15 w16se w16cid w16 w16cex w16sdtdh w16sdtfl w16du wp14">
+<w:numbering xmlns:wpc="http://schemas.microsoft.com/office/word/2010/wordprocessingCanvas" xmlns:cx="http://schemas.microsoft.com/office/drawing/2014/chartex" xmlns:cx1="http://schemas.microsoft.com/office/drawing/2015/9/8/chartex" xmlns:cx2="http://schemas.microsoft.com/office/drawing/2015/10/21/chartex" xmlns:cx3="http://schemas.microsoft.com/office/drawing/2016/5/9/chartex" xmlns:cx4="http://schemas.microsoft.com/office/drawing/2016/5/10/chartex" xmlns:cx5="http://schemas.microsoft.com/office/drawing/2016/5/11/chartex" xmlns:cx6="http://schemas.microsoft.com/office/drawing/2016/5/12/chartex" xmlns:cx7="http://schemas.microsoft.com/office/drawing/2016/5/13/chartex" xmlns:cx8="http://schemas.microsoft.com/office/drawing/2016/5/14/chartex" xmlns:mc="http://schemas.openxmlformats.org/markup-compatibility/2006" xmlns:aink="http://schemas.microsoft.com/office/drawing/2016/ink" xmlns:am3d="http://schemas.microsoft.com/office/drawing/2017/model3d" xmlns:o="urn:schemas-microsoft-com:office:office" xmlns:r="http://schemas.openxmlformats.org/officeDocument/2006/relationships" xmlns:m="http://schemas.openxmlformats.org/officeDocument/2006/math" xmlns:v="urn:schemas-microsoft-com:vml" xmlns:wp14="http://schemas.microsoft.com/office/word/2010/wordprocessingDrawing" xmlns:wp="http://schemas.openxmlformats.org/drawingml/2006/wordprocessingDrawing" xmlns:w10="urn:schemas-microsoft-com:office:word" xmlns:w="http://schemas.openxmlformats.org/wordprocessingml/2006/main" xmlns:w14="http://schemas.microsoft.com/office/word/2010/wordml" xmlns:w15="http://schemas.microsoft.com/office/word/2012/wordml" xmlns:w16cex="http://schemas.microsoft.com/office/word/2018/wordml/cex" xmlns:w16cid="http://schemas.microsoft.com/office/word/2016/wordml/cid" xmlns:w16="http://schemas.microsoft.com/office/word/2018/wordml" xmlns:w16sdtdh="http://schemas.microsoft.com/office/word/2020/wordml/sdtdatahash" xmlns:w16se="http://schemas.microsoft.com/office/word/2015/wordml/symex" xmlns:wpg="http://schemas.microsoft.com/office/word/2010/wordprocessingGroup" xmlns:wpi="http://schemas.microsoft.com/office/word/2010/wordprocessingInk" xmlns:wne="http://schemas.microsoft.com/office/word/2006/wordml" xmlns:wps="http://schemas.microsoft.com/office/word/2010/wordprocessingShape" mc:Ignorable="w14 w15 w16se w16cid w16 w16cex w16sdtdh wp14">
   <w:abstractNum w:abstractNumId="0" w15:restartNumberingAfterBreak="0">
     <w:nsid w:val="047D4F38"/>
     <w:multiLevelType w:val="multilevel"/>
@@ -11105,14 +11087,14 @@
       </w:rPr>
     </w:lvl>
   </w:abstractNum>
-  <w:num w:numId="1" w16cid:durableId="1401439845">
+  <w:num w:numId="1">
     <w:abstractNumId w:val="0"/>
   </w:num>
 </w:numbering>
 </file>
 
 <file path=word/styles.xml><?xml version="1.0" encoding="utf-8"?>
-<w:styles xmlns:mc="http://schemas.openxmlformats.org/markup-compatibility/2006" xmlns:r="http://schemas.openxmlformats.org/officeDocument/2006/relationships" xmlns:w="http://schemas.openxmlformats.org/wordprocessingml/2006/main" xmlns:w14="http://schemas.microsoft.com/office/word/2010/wordml" xmlns:w15="http://schemas.microsoft.com/office/word/2012/wordml" xmlns:w16cex="http://schemas.microsoft.com/office/word/2018/wordml/cex" xmlns:w16cid="http://schemas.microsoft.com/office/word/2016/wordml/cid" xmlns:w16="http://schemas.microsoft.com/office/word/2018/wordml" xmlns:w16du="http://schemas.microsoft.com/office/word/2023/wordml/word16du" xmlns:w16sdtdh="http://schemas.microsoft.com/office/word/2020/wordml/sdtdatahash" xmlns:w16sdtfl="http://schemas.microsoft.com/office/word/2024/wordml/sdtformatlock" xmlns:w16se="http://schemas.microsoft.com/office/word/2015/wordml/symex" mc:Ignorable="w14 w15 w16se w16cid w16 w16cex w16sdtdh w16sdtfl w16du">
+<w:styles xmlns:mc="http://schemas.openxmlformats.org/markup-compatibility/2006" xmlns:r="http://schemas.openxmlformats.org/officeDocument/2006/relationships" xmlns:w="http://schemas.openxmlformats.org/wordprocessingml/2006/main" xmlns:w14="http://schemas.microsoft.com/office/word/2010/wordml" xmlns:w15="http://schemas.microsoft.com/office/word/2012/wordml" xmlns:w16cex="http://schemas.microsoft.com/office/word/2018/wordml/cex" xmlns:w16cid="http://schemas.microsoft.com/office/word/2016/wordml/cid" xmlns:w16="http://schemas.microsoft.com/office/word/2018/wordml" xmlns:w16sdtdh="http://schemas.microsoft.com/office/word/2020/wordml/sdtdatahash" xmlns:w16se="http://schemas.microsoft.com/office/word/2015/wordml/symex" mc:Ignorable="w14 w15 w16se w16cid w16 w16cex w16sdtdh">
   <w:docDefaults>
     <w:rPrDefault>
       <w:rPr>
@@ -12113,6 +12095,15 @@
 </file>
 
 <file path=customXml/item1.xml><?xml version="1.0" encoding="utf-8"?>
+<?mso-contentType ?>
+<FormTemplates xmlns="http://schemas.microsoft.com/sharepoint/v3/contenttype/forms">
+  <Display>DocumentLibraryForm</Display>
+  <Edit>DocumentLibraryForm</Edit>
+  <New>DocumentLibraryForm</New>
+</FormTemplates>
+</file>
+
+<file path=customXml/item2.xml><?xml version="1.0" encoding="utf-8"?>
 <ct:contentTypeSchema xmlns:ct="http://schemas.microsoft.com/office/2006/metadata/contentType" xmlns:ma="http://schemas.microsoft.com/office/2006/metadata/properties/metaAttributes" ct:_="" ma:_="" ma:contentTypeName="Documento" ma:contentTypeID="0x01010005252A1EF3BD024F856B47B579AB5244" ma:contentTypeVersion="11" ma:contentTypeDescription="Crear nuevo documento." ma:contentTypeScope="" ma:versionID="92b81066167b779aaeee7a3d91bad2fd">
   <xsd:schema xmlns:xsd="http://www.w3.org/2001/XMLSchema" xmlns:xs="http://www.w3.org/2001/XMLSchema" xmlns:p="http://schemas.microsoft.com/office/2006/metadata/properties" xmlns:ns2="42760c81-fd8e-4d59-8953-7cdb9f38b14f" xmlns:ns3="67a0edcd-0de5-43ed-8c27-e32f38a00c91" targetNamespace="http://schemas.microsoft.com/office/2006/metadata/properties" ma:root="true" ma:fieldsID="83cd6766d967e870b9368cac1ade74e6" ns2:_="" ns3:_="">
     <xsd:import namespace="42760c81-fd8e-4d59-8953-7cdb9f38b14f"/>
@@ -12307,15 +12298,6 @@
 </ct:contentTypeSchema>
 </file>
 
-<file path=customXml/item2.xml><?xml version="1.0" encoding="utf-8"?>
-<?mso-contentType ?>
-<FormTemplates xmlns="http://schemas.microsoft.com/sharepoint/v3/contenttype/forms">
-  <Display>DocumentLibraryForm</Display>
-  <Edit>DocumentLibraryForm</Edit>
-  <New>DocumentLibraryForm</New>
-</FormTemplates>
-</file>
-
 <file path=customXml/item3.xml><?xml version="1.0" encoding="utf-8"?>
 <p:properties xmlns:p="http://schemas.microsoft.com/office/2006/metadata/properties" xmlns:xsi="http://www.w3.org/2001/XMLSchema-instance" xmlns:pc="http://schemas.microsoft.com/office/infopath/2007/PartnerControls">
   <documentManagement>
@@ -12328,6 +12310,14 @@
 </file>
 
 <file path=customXml/itemProps1.xml><?xml version="1.0" encoding="utf-8"?>
+<ds:datastoreItem xmlns:ds="http://schemas.openxmlformats.org/officeDocument/2006/customXml" ds:itemID="{8D6148C9-7AAB-4910-8260-25A9817EC0D2}">
+  <ds:schemaRefs>
+    <ds:schemaRef ds:uri="http://schemas.microsoft.com/sharepoint/v3/contenttype/forms"/>
+  </ds:schemaRefs>
+</ds:datastoreItem>
+</file>
+
+<file path=customXml/itemProps2.xml><?xml version="1.0" encoding="utf-8"?>
 <ds:datastoreItem xmlns:ds="http://schemas.openxmlformats.org/officeDocument/2006/customXml" ds:itemID="{5741B774-27B8-432E-9197-0893724F175C}">
   <ds:schemaRefs>
     <ds:schemaRef ds:uri="http://schemas.microsoft.com/office/2006/metadata/contentType"/>
@@ -12346,14 +12336,6 @@
 </ds:datastoreItem>
 </file>
 
-<file path=customXml/itemProps2.xml><?xml version="1.0" encoding="utf-8"?>
-<ds:datastoreItem xmlns:ds="http://schemas.openxmlformats.org/officeDocument/2006/customXml" ds:itemID="{8D6148C9-7AAB-4910-8260-25A9817EC0D2}">
-  <ds:schemaRefs>
-    <ds:schemaRef ds:uri="http://schemas.microsoft.com/sharepoint/v3/contenttype/forms"/>
-  </ds:schemaRefs>
-</ds:datastoreItem>
-</file>
-
 <file path=customXml/itemProps3.xml><?xml version="1.0" encoding="utf-8"?>
 <ds:datastoreItem xmlns:ds="http://schemas.openxmlformats.org/officeDocument/2006/customXml" ds:itemID="{DDBB323B-B775-45CF-8886-0F107D578918}">
   <ds:schemaRefs>
